--- a/Chamber Upgrades/Chamber Upgrades.docx
+++ b/Chamber Upgrades/Chamber Upgrades.docx
@@ -880,23 +880,7 @@
                 <w:rFonts w:ascii="Inter" w:hAnsi="Inter"/>
                 <w:lang w:val="en-US"/>
               </w:rPr>
-              <w:t xml:space="preserve">From my understanding, the data collection from the VNA and the positioner movement are on separate threads. </w:t>
-            </w:r>
-            <w:proofErr w:type="gramStart"/>
-            <w:r>
-              <w:rPr>
-                <w:rFonts w:ascii="Inter" w:hAnsi="Inter"/>
-                <w:lang w:val="en-US"/>
-              </w:rPr>
-              <w:t>So</w:t>
-            </w:r>
-            <w:proofErr w:type="gramEnd"/>
-            <w:r>
-              <w:rPr>
-                <w:rFonts w:ascii="Inter" w:hAnsi="Inter"/>
-                <w:lang w:val="en-US"/>
-              </w:rPr>
-              <w:t xml:space="preserve"> in theory if we specify too many frequency points without adding sufficient delay, there might not be enough time to collect VNA data before the positioner moves again. If we can have some indication if things are in sync by printing to the console that would be good. </w:t>
+              <w:t xml:space="preserve">From my understanding, the data collection from the VNA and the positioner movement are on separate threads. So in theory if we specify too many frequency points without adding sufficient delay, there might not be enough time to collect VNA data before the positioner moves again. If we can have some indication if things are in sync by printing to the console that would be good. </w:t>
             </w:r>
           </w:p>
         </w:tc>
@@ -920,7 +904,7 @@
                 <w:rFonts w:ascii="Inter" w:hAnsi="Inter"/>
                 <w:lang w:val="en-US"/>
               </w:rPr>
-              <w:t>1000</w:t>
+              <w:t>1</w:t>
             </w:r>
           </w:p>
         </w:tc>
@@ -2012,6 +1996,15 @@
 </file>
 
 <file path=customXml/item1.xml><?xml version="1.0" encoding="utf-8"?>
+<?mso-contentType ?>
+<FormTemplates xmlns="http://schemas.microsoft.com/sharepoint/v3/contenttype/forms">
+  <Display>DocumentLibraryForm</Display>
+  <Edit>DocumentLibraryForm</Edit>
+  <New>DocumentLibraryForm</New>
+</FormTemplates>
+</file>
+
+<file path=customXml/item2.xml><?xml version="1.0" encoding="utf-8"?>
 <ct:contentTypeSchema xmlns:ct="http://schemas.microsoft.com/office/2006/metadata/contentType" xmlns:ma="http://schemas.microsoft.com/office/2006/metadata/properties/metaAttributes" ct:_="" ma:_="" ma:contentTypeName="Document" ma:contentTypeID="0x010100F3F28047C368AE469D6EBA994EEAFF56" ma:contentTypeVersion="17" ma:contentTypeDescription="Create a new document." ma:contentTypeScope="" ma:versionID="38f05832de9d609c3ff87db128cd3139">
   <xsd:schema xmlns:xsd="http://www.w3.org/2001/XMLSchema" xmlns:xs="http://www.w3.org/2001/XMLSchema" xmlns:p="http://schemas.microsoft.com/office/2006/metadata/properties" xmlns:ns3="364a7dd5-71b8-469a-89f0-065cee93cbbc" xmlns:ns4="c5691df4-6121-460e-a8a7-8746cfd53322" targetNamespace="http://schemas.microsoft.com/office/2006/metadata/properties" ma:root="true" ma:fieldsID="27a5bc57886f5f4a2826ca730264fdb1" ns3:_="" ns4:_="">
     <xsd:import namespace="364a7dd5-71b8-469a-89f0-065cee93cbbc"/>
@@ -2256,15 +2249,6 @@
 </ct:contentTypeSchema>
 </file>
 
-<file path=customXml/item2.xml><?xml version="1.0" encoding="utf-8"?>
-<?mso-contentType ?>
-<FormTemplates xmlns="http://schemas.microsoft.com/sharepoint/v3/contenttype/forms">
-  <Display>DocumentLibraryForm</Display>
-  <Edit>DocumentLibraryForm</Edit>
-  <New>DocumentLibraryForm</New>
-</FormTemplates>
-</file>
-
 <file path=customXml/item3.xml><?xml version="1.0" encoding="utf-8"?>
 <p:properties xmlns:p="http://schemas.microsoft.com/office/2006/metadata/properties" xmlns:xsi="http://www.w3.org/2001/XMLSchema-instance" xmlns:pc="http://schemas.microsoft.com/office/infopath/2007/PartnerControls">
   <documentManagement>
@@ -2274,6 +2258,14 @@
 </file>
 
 <file path=customXml/itemProps1.xml><?xml version="1.0" encoding="utf-8"?>
+<ds:datastoreItem xmlns:ds="http://schemas.openxmlformats.org/officeDocument/2006/customXml" ds:itemID="{A5327DF9-883C-4E58-AFA8-816BC585F756}">
+  <ds:schemaRefs>
+    <ds:schemaRef ds:uri="http://schemas.microsoft.com/sharepoint/v3/contenttype/forms"/>
+  </ds:schemaRefs>
+</ds:datastoreItem>
+</file>
+
+<file path=customXml/itemProps2.xml><?xml version="1.0" encoding="utf-8"?>
 <ds:datastoreItem xmlns:ds="http://schemas.openxmlformats.org/officeDocument/2006/customXml" ds:itemID="{03619A7A-C447-43C1-B904-033D6BD5B28A}">
   <ds:schemaRefs>
     <ds:schemaRef ds:uri="http://schemas.microsoft.com/office/2006/metadata/contentType"/>
@@ -2292,14 +2284,6 @@
 </ds:datastoreItem>
 </file>
 
-<file path=customXml/itemProps2.xml><?xml version="1.0" encoding="utf-8"?>
-<ds:datastoreItem xmlns:ds="http://schemas.openxmlformats.org/officeDocument/2006/customXml" ds:itemID="{A5327DF9-883C-4E58-AFA8-816BC585F756}">
-  <ds:schemaRefs>
-    <ds:schemaRef ds:uri="http://schemas.microsoft.com/sharepoint/v3/contenttype/forms"/>
-  </ds:schemaRefs>
-</ds:datastoreItem>
-</file>
-
 <file path=customXml/itemProps3.xml><?xml version="1.0" encoding="utf-8"?>
 <ds:datastoreItem xmlns:ds="http://schemas.openxmlformats.org/officeDocument/2006/customXml" ds:itemID="{442C8B41-027B-4E08-8FAA-ABFED3D7ED4A}">
   <ds:schemaRefs>
